--- a/testakten/gesellschaftsgruender-streit-roeschen-tech/11_bank_kyc_transparenzregister.docx
+++ b/testakten/gesellschaftsgruender-streit-roeschen-tech/11_bank_kyc_transparenzregister.docx
@@ -3,363 +3,126 @@
 <w:document xmlns:wpc="http://schemas.microsoft.com/office/word/2010/wordprocessingCanvas" xmlns:mo="http://schemas.microsoft.com/office/mac/office/2008/main" xmlns:mc="http://schemas.openxmlformats.org/markup-compatibility/2006" xmlns:mv="urn:schemas-microsoft-com:mac:vml" xmlns:o="urn:schemas-microsoft-com:office:office" xmlns:r="http://schemas.openxmlformats.org/officeDocument/2006/relationships" xmlns:m="http://schemas.openxmlformats.org/officeDocument/2006/math" xmlns:v="urn:schemas-microsoft-com:vml" xmlns:wp14="http://schemas.microsoft.com/office/word/2010/wordprocessingDrawing" xmlns:wp="http://schemas.openxmlformats.org/drawingml/2006/wordprocessingDrawing" xmlns:w10="urn:schemas-microsoft-com:office:word" xmlns:w="http://schemas.openxmlformats.org/wordprocessingml/2006/main" xmlns:w14="http://schemas.microsoft.com/office/word/2010/wordml" xmlns:wpg="http://schemas.microsoft.com/office/word/2010/wordprocessingGroup" xmlns:wpi="http://schemas.microsoft.com/office/word/2010/wordprocessingInk" xmlns:wne="http://schemas.microsoft.com/office/word/2006/wordml" xmlns:wps="http://schemas.microsoft.com/office/word/2010/wordprocessingShape" mc:Ignorable="w14 wp14">
   <w:body>
     <w:p>
+      <w:r>
+        <w:rPr>
+          <w:b/>
+          <w:color w:val="1F3C54"/>
+          <w:sz w:val="25"/>
+        </w:rPr>
+        <w:t>SpreeBank AG</w:t>
+      </w:r>
+    </w:p>
+    <w:p>
+      <w:pPr>
+        <w:spacing w:after="160"/>
+      </w:pPr>
+      <w:r>
+        <w:t>Firmenkundencenter Mitte · Friedrichstraße 121, 10117 Berlin</w:t>
+      </w:r>
+    </w:p>
+    <w:p>
+      <w:r>
+        <w:rPr>
+          <w:color w:val="555555"/>
+          <w:sz w:val="18"/>
+        </w:rPr>
+        <w:t>Kunden-Nr. 771840 · Ansprechpartnerin: Laura Benning · Datum: 21. Juni 2026</w:t>
+      </w:r>
+    </w:p>
+    <w:p/>
+    <w:p>
       <w:pPr>
         <w:pStyle w:val="Heading1"/>
       </w:pPr>
       <w:r>
+        <w:t>KYC- und Transparenzregister-Nachforderung</w:t>
+      </w:r>
+    </w:p>
+    <w:p>
+      <w:r>
         <w:rPr>
-          <w:rFonts w:ascii="Times New Roman" w:hAnsi="Times New Roman"/>
+          <w:b/>
         </w:rPr>
-        <w:t>Bank, KYC und Transparenzregister</w:t>
+        <w:t>Betreff: Roeschen Tech GmbH, geplante Series-A-Erweiterung und Änderung der Beteiligungsstruktur.</w:t>
+      </w:r>
+    </w:p>
+    <w:p>
+      <w:r>
+        <w:t>Sehr geehrte Frau Roesener, sehr geehrter Herr Schmid, die Bank kann die Auszahlung der zugesagten Betriebsmittellinie erst freigeben, wenn die wirtschaftlich Berechtigten nach Vollzug der Kapitalerhöhung plausibel dokumentiert sind.</w:t>
       </w:r>
     </w:p>
     <w:p>
       <w:pPr>
-        <w:jc w:val="left"/>
+        <w:pStyle w:val="Heading2"/>
       </w:pPr>
       <w:r>
-        <w:t>Die Hausbank verlangt vor Closing:</w:t>
+        <w:t>Erforderliche Unterlagen</w:t>
       </w:r>
     </w:p>
-    <w:tbl>
-      <w:tblPr>
-        <w:tblStyle w:val="TableGrid"/>
-        <w:tblW w:type="auto" w:w="0"/>
-        <w:tblLook w:firstColumn="1" w:firstRow="1" w:lastColumn="0" w:lastRow="0" w:noHBand="0" w:noVBand="1" w:val="04A0"/>
-      </w:tblPr>
-      <w:tblGrid>
-        <w:gridCol w:w="3024"/>
-        <w:gridCol w:w="3024"/>
-        <w:gridCol w:w="3024"/>
-      </w:tblGrid>
-      <w:tr>
-        <w:tc>
-          <w:tcPr>
-            <w:tcW w:type="dxa" w:w="3024"/>
-          </w:tcPr>
-          <w:p>
-            <w:r>
-              <w:rPr>
-                <w:rFonts w:ascii="Times New Roman" w:hAnsi="Times New Roman"/>
-                <w:b/>
-                <w:sz w:val="20"/>
-              </w:rPr>
-              <w:t>Unterlage</w:t>
-            </w:r>
-          </w:p>
-        </w:tc>
-        <w:tc>
-          <w:tcPr>
-            <w:tcW w:type="dxa" w:w="3024"/>
-          </w:tcPr>
-          <w:p>
-            <w:r>
-              <w:rPr>
-                <w:rFonts w:ascii="Times New Roman" w:hAnsi="Times New Roman"/>
-                <w:b/>
-                <w:sz w:val="20"/>
-              </w:rPr>
-              <w:t>Status</w:t>
-            </w:r>
-          </w:p>
-        </w:tc>
-        <w:tc>
-          <w:tcPr>
-            <w:tcW w:type="dxa" w:w="3024"/>
-          </w:tcPr>
-          <w:p>
-            <w:r>
-              <w:rPr>
-                <w:rFonts w:ascii="Times New Roman" w:hAnsi="Times New Roman"/>
-                <w:b/>
-                <w:sz w:val="20"/>
-              </w:rPr>
-              <w:t>Problem</w:t>
-            </w:r>
-          </w:p>
-        </w:tc>
-      </w:tr>
-      <w:tr>
-        <w:tc>
-          <w:tcPr>
-            <w:tcW w:type="dxa" w:w="3024"/>
-          </w:tcPr>
-          <w:p>
-            <w:r>
-              <w:rPr>
-                <w:rFonts w:ascii="Times New Roman" w:hAnsi="Times New Roman"/>
-                <w:sz w:val="20"/>
-              </w:rPr>
-              <w:t>Aktuelle Gesellschafterliste</w:t>
-            </w:r>
-          </w:p>
-        </w:tc>
-        <w:tc>
-          <w:tcPr>
-            <w:tcW w:type="dxa" w:w="3024"/>
-          </w:tcPr>
-          <w:p>
-            <w:r>
-              <w:rPr>
-                <w:rFonts w:ascii="Times New Roman" w:hAnsi="Times New Roman"/>
-                <w:sz w:val="20"/>
-              </w:rPr>
-              <w:t>Entwurf</w:t>
-            </w:r>
-          </w:p>
-        </w:tc>
-        <w:tc>
-          <w:tcPr>
-            <w:tcW w:type="dxa" w:w="3024"/>
-          </w:tcPr>
-          <w:p>
-            <w:r>
-              <w:rPr>
-                <w:rFonts w:ascii="Times New Roman" w:hAnsi="Times New Roman"/>
-                <w:sz w:val="20"/>
-              </w:rPr>
-              <w:t>Class C noch nicht eingetragen</w:t>
-            </w:r>
-          </w:p>
-        </w:tc>
-      </w:tr>
-      <w:tr>
-        <w:tc>
-          <w:tcPr>
-            <w:tcW w:type="dxa" w:w="3024"/>
-          </w:tcPr>
-          <w:p>
-            <w:r>
-              <w:rPr>
-                <w:rFonts w:ascii="Times New Roman" w:hAnsi="Times New Roman"/>
-                <w:sz w:val="20"/>
-              </w:rPr>
-              <w:t>UBO-Ermittlung</w:t>
-            </w:r>
-          </w:p>
-        </w:tc>
-        <w:tc>
-          <w:tcPr>
-            <w:tcW w:type="dxa" w:w="3024"/>
-          </w:tcPr>
-          <w:p>
-            <w:r>
-              <w:rPr>
-                <w:rFonts w:ascii="Times New Roman" w:hAnsi="Times New Roman"/>
-                <w:sz w:val="20"/>
-              </w:rPr>
-              <w:t>offen</w:t>
-            </w:r>
-          </w:p>
-        </w:tc>
-        <w:tc>
-          <w:tcPr>
-            <w:tcW w:type="dxa" w:w="3024"/>
-          </w:tcPr>
-          <w:p>
-            <w:r>
-              <w:rPr>
-                <w:rFonts w:ascii="Times New Roman" w:hAnsi="Times New Roman"/>
-                <w:sz w:val="20"/>
-              </w:rPr>
-              <w:t>Vetorechte Stahlauge können Kontrolle vermitteln</w:t>
-            </w:r>
-          </w:p>
-        </w:tc>
-      </w:tr>
-      <w:tr>
-        <w:tc>
-          <w:tcPr>
-            <w:tcW w:type="dxa" w:w="3024"/>
-          </w:tcPr>
-          <w:p>
-            <w:r>
-              <w:rPr>
-                <w:rFonts w:ascii="Times New Roman" w:hAnsi="Times New Roman"/>
-                <w:sz w:val="20"/>
-              </w:rPr>
-              <w:t>Mittelherkunft Pi Mu</w:t>
-            </w:r>
-          </w:p>
-        </w:tc>
-        <w:tc>
-          <w:tcPr>
-            <w:tcW w:type="dxa" w:w="3024"/>
-          </w:tcPr>
-          <w:p>
-            <w:r>
-              <w:rPr>
-                <w:rFonts w:ascii="Times New Roman" w:hAnsi="Times New Roman"/>
-                <w:sz w:val="20"/>
-              </w:rPr>
-              <w:t>unvollständig</w:t>
-            </w:r>
-          </w:p>
-        </w:tc>
-        <w:tc>
-          <w:tcPr>
-            <w:tcW w:type="dxa" w:w="3024"/>
-          </w:tcPr>
-          <w:p>
-            <w:r>
-              <w:rPr>
-                <w:rFonts w:ascii="Times New Roman" w:hAnsi="Times New Roman"/>
-                <w:sz w:val="20"/>
-              </w:rPr>
-              <w:t>Holdingstruktur Luxemburg-Zwischenebene</w:t>
-            </w:r>
-          </w:p>
-        </w:tc>
-      </w:tr>
-      <w:tr>
-        <w:tc>
-          <w:tcPr>
-            <w:tcW w:type="dxa" w:w="3024"/>
-          </w:tcPr>
-          <w:p>
-            <w:r>
-              <w:rPr>
-                <w:rFonts w:ascii="Times New Roman" w:hAnsi="Times New Roman"/>
-                <w:sz w:val="20"/>
-              </w:rPr>
-              <w:t>Satzungsentwurf</w:t>
-            </w:r>
-          </w:p>
-        </w:tc>
-        <w:tc>
-          <w:tcPr>
-            <w:tcW w:type="dxa" w:w="3024"/>
-          </w:tcPr>
-          <w:p>
-            <w:r>
-              <w:rPr>
-                <w:rFonts w:ascii="Times New Roman" w:hAnsi="Times New Roman"/>
-                <w:sz w:val="20"/>
-              </w:rPr>
-              <w:t>vorhanden</w:t>
-            </w:r>
-          </w:p>
-        </w:tc>
-        <w:tc>
-          <w:tcPr>
-            <w:tcW w:type="dxa" w:w="3024"/>
-          </w:tcPr>
-          <w:p>
-            <w:r>
-              <w:rPr>
-                <w:rFonts w:ascii="Times New Roman" w:hAnsi="Times New Roman"/>
-                <w:sz w:val="20"/>
-              </w:rPr>
-              <w:t>Registerfähigkeit offen</w:t>
-            </w:r>
-          </w:p>
-        </w:tc>
-      </w:tr>
-      <w:tr>
-        <w:tc>
-          <w:tcPr>
-            <w:tcW w:type="dxa" w:w="3024"/>
-          </w:tcPr>
-          <w:p>
-            <w:r>
-              <w:rPr>
-                <w:rFonts w:ascii="Times New Roman" w:hAnsi="Times New Roman"/>
-                <w:sz w:val="20"/>
-              </w:rPr>
-              <w:t>SHA</w:t>
-            </w:r>
-          </w:p>
-        </w:tc>
-        <w:tc>
-          <w:tcPr>
-            <w:tcW w:type="dxa" w:w="3024"/>
-          </w:tcPr>
-          <w:p>
-            <w:r>
-              <w:rPr>
-                <w:rFonts w:ascii="Times New Roman" w:hAnsi="Times New Roman"/>
-                <w:sz w:val="20"/>
-              </w:rPr>
-              <w:t>vorhanden</w:t>
-            </w:r>
-          </w:p>
-        </w:tc>
-        <w:tc>
-          <w:tcPr>
-            <w:tcW w:type="dxa" w:w="3024"/>
-          </w:tcPr>
-          <w:p>
-            <w:r>
-              <w:rPr>
-                <w:rFonts w:ascii="Times New Roman" w:hAnsi="Times New Roman"/>
-                <w:sz w:val="20"/>
-              </w:rPr>
-              <w:t>enthält Side Letter nicht vollständig</w:t>
-            </w:r>
-          </w:p>
-        </w:tc>
-      </w:tr>
-      <w:tr>
-        <w:tc>
-          <w:tcPr>
-            <w:tcW w:type="dxa" w:w="3024"/>
-          </w:tcPr>
-          <w:p>
-            <w:r>
-              <w:rPr>
-                <w:rFonts w:ascii="Times New Roman" w:hAnsi="Times New Roman"/>
-                <w:sz w:val="20"/>
-              </w:rPr>
-              <w:t>Geschäftsführer-Ausweise</w:t>
-            </w:r>
-          </w:p>
-        </w:tc>
-        <w:tc>
-          <w:tcPr>
-            <w:tcW w:type="dxa" w:w="3024"/>
-          </w:tcPr>
-          <w:p>
-            <w:r>
-              <w:rPr>
-                <w:rFonts w:ascii="Times New Roman" w:hAnsi="Times New Roman"/>
-                <w:sz w:val="20"/>
-              </w:rPr>
-              <w:t>vollständig</w:t>
-            </w:r>
-          </w:p>
-        </w:tc>
-        <w:tc>
-          <w:tcPr>
-            <w:tcW w:type="dxa" w:w="3024"/>
-          </w:tcPr>
-          <w:p>
-            <w:r>
-              <w:rPr>
-                <w:rFonts w:ascii="Times New Roman" w:hAnsi="Times New Roman"/>
-                <w:sz w:val="20"/>
-              </w:rPr>
-              <w:t>Andrea Reisepass läuft in 4 Monaten ab</w:t>
-            </w:r>
-          </w:p>
-        </w:tc>
-      </w:tr>
-    </w:tbl>
+    <w:p>
+      <w:r>
+        <w:t>Bitte reichen Sie die aktuelle und die geplante Gesellschafterliste, das Cap Table vor und nach Closing, den Beteiligungsvertrag, die Stimmrechtsbindungsvereinbarungen, Beiratsrechte sowie Angaben zu Vetorechten der Investoren ein.</w:t>
+      </w:r>
+    </w:p>
     <w:p>
       <w:pPr>
-        <w:jc w:val="left"/>
+        <w:pStyle w:val="Heading2"/>
       </w:pPr>
       <w:r>
-        <w:t>Prüffrage: Wer ist nach Closing wirtschaftlich berechtigt und wann muss aktualisiert werden?</w:t>
+        <w:t>Prüfpunkt wirtschaftlich Berechtigte</w:t>
+      </w:r>
+    </w:p>
+    <w:p>
+      <w:r>
+        <w:t>Nach der vorgelegten Struktur ist nicht nur die Kapitalquote maßgeblich. Zu prüfen sind auch Pooling, Vetorechte, Sonderrechte der Class C, Wandlungsrechte und die Frage, ob die Investorin faktisch beherrschenden Einfluss erhält.</w:t>
+      </w:r>
+    </w:p>
+    <w:p>
+      <w:pPr>
+        <w:pStyle w:val="Heading2"/>
+      </w:pPr>
+      <w:r>
+        <w:t>Vorläufige Risikoeinschätzung</w:t>
+      </w:r>
+    </w:p>
+    <w:p>
+      <w:r>
+        <w:t>Die Bank sieht keinen Ablehnungsgrund, solange die Registerlage und die Transparenzregistermeldung innerhalb von zwei Wochen nach Closing aktualisiert werden. Bei anhängiger Anfechtungsklage benötigen wir zusätzlich eine kurze Einschätzung der anwaltlichen Vertretung zum Vollzugsrisiko.</w:t>
+      </w:r>
+    </w:p>
+    <w:p>
+      <w:r>
+        <w:t>Mit freundlichen Grüßen Laura Benning, Firmenkundenbetreuung Technologieunternehmen.</w:t>
       </w:r>
     </w:p>
     <w:sectPr>
-      <w:pgSz w:w="11906" w:h="16838"/>
-      <w:pgMar w:top="1417" w:right="1417" w:bottom="1417" w:left="1417" w:header="720" w:footer="720" w:gutter="0"/>
+      <w:footerReference w:type="default" r:id="rId9"/>
+      <w:pgSz w:w="12240" w:h="15840"/>
+      <w:pgMar w:top="1134" w:right="1247" w:bottom="1020" w:left="1247" w:header="720" w:footer="720" w:gutter="0"/>
       <w:cols w:space="720"/>
       <w:docGrid w:linePitch="360"/>
     </w:sectPr>
   </w:body>
 </w:document>
+</file>
+
+<file path=word/footer1.xml><?xml version="1.0" encoding="utf-8"?>
+<w:ftr xmlns:m="http://schemas.openxmlformats.org/officeDocument/2006/math" xmlns:mc="http://schemas.openxmlformats.org/markup-compatibility/2006" xmlns:mo="http://schemas.microsoft.com/office/mac/office/2008/main" xmlns:mv="urn:schemas-microsoft-com:mac:vml" xmlns:o="urn:schemas-microsoft-com:office:office" xmlns:r="http://schemas.openxmlformats.org/officeDocument/2006/relationships" xmlns:v="urn:schemas-microsoft-com:vml" xmlns:w10="urn:schemas-microsoft-com:office:word" xmlns:w14="http://schemas.microsoft.com/office/word/2010/wordml" xmlns:w="http://schemas.openxmlformats.org/wordprocessingml/2006/main" xmlns:wne="http://schemas.microsoft.com/office/word/2006/wordml" xmlns:wp14="http://schemas.microsoft.com/office/word/2010/wordprocessingDrawing" xmlns:wp="http://schemas.openxmlformats.org/drawingml/2006/wordprocessingDrawing" xmlns:wpc="http://schemas.microsoft.com/office/word/2010/wordprocessingCanvas" xmlns:wpg="http://schemas.microsoft.com/office/word/2010/wordprocessingGroup" xmlns:wpi="http://schemas.microsoft.com/office/word/2010/wordprocessingInk" xmlns:wps="http://schemas.microsoft.com/office/word/2010/wordprocessingShape" mc:Ignorable="w14 wp14">
+  <w:p>
+    <w:pPr>
+      <w:pStyle w:val="Footer"/>
+      <w:jc w:val="center"/>
+    </w:pPr>
+    <w:r>
+      <w:rPr>
+        <w:rFonts w:ascii="Arial" w:hAnsi="Arial"/>
+        <w:color w:val="646464"/>
+        <w:sz w:val="16"/>
+      </w:rPr>
+      <w:t>SpreeBank Firmenkundenakte Roeschen Tech GmbH</w:t>
+    </w:r>
+  </w:p>
+</w:ftr>
 </file>
 
 <file path=word/numbering.xml><?xml version="1.0" encoding="utf-8"?>
@@ -725,9 +488,12 @@
     <w:name w:val="Normal"/>
     <w:qFormat/>
     <w:rsid w:val="00FC693F"/>
+    <w:pPr>
+      <w:spacing w:after="100" w:line="259" w:lineRule="auto"/>
+    </w:pPr>
     <w:rPr>
-      <w:rFonts w:ascii="Times New Roman" w:hAnsi="Times New Roman"/>
-      <w:sz w:val="22"/>
+      <w:rFonts w:ascii="Arial" w:hAnsi="Arial" w:eastAsia="Arial"/>
+      <w:sz w:val="21"/>
     </w:rPr>
   </w:style>
   <w:style w:type="paragraph" w:styleId="Header">
@@ -789,10 +555,11 @@
       <w:outlineLvl w:val="0"/>
     </w:pPr>
     <w:rPr>
-      <w:rFonts w:asciiTheme="majorHAnsi" w:eastAsiaTheme="majorEastAsia" w:hAnsiTheme="majorHAnsi" w:cstheme="majorBidi" w:ascii="Times New Roman" w:hAnsi="Times New Roman"/>
+      <w:rFonts w:asciiTheme="majorHAnsi" w:eastAsiaTheme="majorEastAsia" w:hAnsiTheme="majorHAnsi" w:cstheme="majorBidi" w:ascii="Arial" w:hAnsi="Arial" w:eastAsia="Arial"/>
       <w:b/>
       <w:bCs/>
-      <w:sz w:val="28"/>
+      <w:color w:val="1F3C54"/>
+      <w:sz w:val="30"/>
       <w:szCs w:val="28"/>
     </w:rPr>
   </w:style>
@@ -812,9 +579,10 @@
       <w:outlineLvl w:val="1"/>
     </w:pPr>
     <w:rPr>
-      <w:rFonts w:asciiTheme="majorHAnsi" w:eastAsiaTheme="majorEastAsia" w:hAnsiTheme="majorHAnsi" w:cstheme="majorBidi" w:ascii="Times New Roman" w:hAnsi="Times New Roman"/>
+      <w:rFonts w:asciiTheme="majorHAnsi" w:eastAsiaTheme="majorEastAsia" w:hAnsiTheme="majorHAnsi" w:cstheme="majorBidi" w:ascii="Arial" w:hAnsi="Arial" w:eastAsia="Arial"/>
       <w:b/>
       <w:bCs/>
+      <w:color w:val="1F3C54"/>
       <w:sz w:val="24"/>
       <w:szCs w:val="26"/>
     </w:rPr>
@@ -835,10 +603,10 @@
       <w:outlineLvl w:val="2"/>
     </w:pPr>
     <w:rPr>
-      <w:rFonts w:asciiTheme="majorHAnsi" w:eastAsiaTheme="majorEastAsia" w:hAnsiTheme="majorHAnsi" w:cstheme="majorBidi" w:ascii="Times New Roman" w:hAnsi="Times New Roman"/>
+      <w:rFonts w:asciiTheme="majorHAnsi" w:eastAsiaTheme="majorEastAsia" w:hAnsiTheme="majorHAnsi" w:cstheme="majorBidi"/>
       <w:b/>
       <w:bCs/>
-      <w:sz w:val="22"/>
+      <w:color w:val="4F81BD" w:themeColor="accent1"/>
     </w:rPr>
   </w:style>
   <w:style w:type="paragraph" w:styleId="Heading4">

--- a/testakten/gesellschaftsgruender-streit-roeschen-tech/11_bank_kyc_transparenzregister.docx
+++ b/testakten/gesellschaftsgruender-streit-roeschen-tech/11_bank_kyc_transparenzregister.docx
@@ -3,42 +3,69 @@
 <w:document xmlns:wpc="http://schemas.microsoft.com/office/word/2010/wordprocessingCanvas" xmlns:mo="http://schemas.microsoft.com/office/mac/office/2008/main" xmlns:mc="http://schemas.openxmlformats.org/markup-compatibility/2006" xmlns:mv="urn:schemas-microsoft-com:mac:vml" xmlns:o="urn:schemas-microsoft-com:office:office" xmlns:r="http://schemas.openxmlformats.org/officeDocument/2006/relationships" xmlns:m="http://schemas.openxmlformats.org/officeDocument/2006/math" xmlns:v="urn:schemas-microsoft-com:vml" xmlns:wp14="http://schemas.microsoft.com/office/word/2010/wordprocessingDrawing" xmlns:wp="http://schemas.openxmlformats.org/drawingml/2006/wordprocessingDrawing" xmlns:w10="urn:schemas-microsoft-com:office:word" xmlns:w="http://schemas.openxmlformats.org/wordprocessingml/2006/main" xmlns:w14="http://schemas.microsoft.com/office/word/2010/wordml" xmlns:wpg="http://schemas.microsoft.com/office/word/2010/wordprocessingGroup" xmlns:wpi="http://schemas.microsoft.com/office/word/2010/wordprocessingInk" xmlns:wne="http://schemas.microsoft.com/office/word/2006/wordml" xmlns:wps="http://schemas.microsoft.com/office/word/2010/wordprocessingShape" mc:Ignorable="w14 wp14">
   <w:body>
     <w:p>
+      <w:pPr>
+        <w:spacing w:after="160" w:line="259" w:lineRule="auto"/>
+      </w:pPr>
       <w:r>
         <w:rPr>
+          <w:rFonts w:ascii="Times New Roman" w:hAnsi="Times New Roman"/>
           <w:b/>
           <w:color w:val="1F3C54"/>
-          <w:sz w:val="25"/>
+          <w:sz w:val="28"/>
         </w:rPr>
         <w:t>SpreeBank AG</w:t>
       </w:r>
     </w:p>
     <w:p>
       <w:pPr>
-        <w:spacing w:after="160"/>
+        <w:spacing w:after="60" w:before="120" w:line="259" w:lineRule="auto"/>
       </w:pPr>
       <w:r>
+        <w:rPr>
+          <w:rFonts w:ascii="Times New Roman" w:hAnsi="Times New Roman"/>
+          <w:b/>
+          <w:sz w:val="22"/>
+        </w:rPr>
         <w:t>Firmenkundencenter Mitte · Friedrichstraße 121, 10117 Berlin</w:t>
       </w:r>
     </w:p>
     <w:p>
+      <w:pPr>
+        <w:spacing w:before="120" w:after="60" w:line="259" w:lineRule="auto"/>
+      </w:pPr>
       <w:r>
         <w:rPr>
+          <w:rFonts w:ascii="Times New Roman" w:hAnsi="Times New Roman"/>
+          <w:b/>
           <w:color w:val="555555"/>
-          <w:sz w:val="18"/>
+          <w:sz w:val="22"/>
         </w:rPr>
         <w:t>Kunden-Nr. 771840 · Ansprechpartnerin: Laura Benning · Datum: 21. Juni 2026</w:t>
       </w:r>
     </w:p>
-    <w:p/>
+    <w:p>
+      <w:pPr>
+        <w:spacing w:line="259" w:lineRule="auto" w:after="60"/>
+      </w:pPr>
+    </w:p>
     <w:p>
       <w:pPr>
         <w:pStyle w:val="Heading1"/>
+        <w:spacing w:before="120" w:after="60" w:line="259" w:lineRule="auto"/>
       </w:pPr>
       <w:r>
+        <w:rPr>
+          <w:rFonts w:ascii="Times New Roman" w:hAnsi="Times New Roman"/>
+          <w:b/>
+          <w:sz w:val="22"/>
+        </w:rPr>
         <w:t>KYC- und Transparenzregister-Nachforderung</w:t>
       </w:r>
     </w:p>
     <w:p>
+      <w:pPr>
+        <w:spacing w:line="259" w:lineRule="auto" w:after="60"/>
+      </w:pPr>
       <w:r>
         <w:rPr>
           <w:b/>
@@ -47,6 +74,9 @@
       </w:r>
     </w:p>
     <w:p>
+      <w:pPr>
+        <w:spacing w:line="259" w:lineRule="auto" w:after="60"/>
+      </w:pPr>
       <w:r>
         <w:t>Sehr geehrte Frau Roesener, sehr geehrter Herr Schmid, die Bank kann die Auszahlung der zugesagten Betriebsmittellinie erst freigeben, wenn die wirtschaftlich Berechtigten nach Vollzug der Kapitalerhöhung plausibel dokumentiert sind.</w:t>
       </w:r>
@@ -54,12 +84,21 @@
     <w:p>
       <w:pPr>
         <w:pStyle w:val="Heading2"/>
+        <w:spacing w:before="120" w:after="60" w:line="259" w:lineRule="auto"/>
       </w:pPr>
       <w:r>
+        <w:rPr>
+          <w:rFonts w:ascii="Times New Roman" w:hAnsi="Times New Roman"/>
+          <w:b/>
+          <w:sz w:val="22"/>
+        </w:rPr>
         <w:t>Erforderliche Unterlagen</w:t>
       </w:r>
     </w:p>
     <w:p>
+      <w:pPr>
+        <w:spacing w:line="259" w:lineRule="auto" w:after="60"/>
+      </w:pPr>
       <w:r>
         <w:t>Bitte reichen Sie die aktuelle und die geplante Gesellschafterliste, das Cap Table vor und nach Closing, den Beteiligungsvertrag, die Stimmrechtsbindungsvereinbarungen, Beiratsrechte sowie Angaben zu Vetorechten der Investoren ein.</w:t>
       </w:r>
@@ -67,12 +106,16 @@
     <w:p>
       <w:pPr>
         <w:pStyle w:val="Heading2"/>
+        <w:spacing w:line="259" w:lineRule="auto" w:after="60"/>
       </w:pPr>
       <w:r>
         <w:t>Prüfpunkt wirtschaftlich Berechtigte</w:t>
       </w:r>
     </w:p>
     <w:p>
+      <w:pPr>
+        <w:spacing w:line="259" w:lineRule="auto" w:after="60"/>
+      </w:pPr>
       <w:r>
         <w:t>Nach der vorgelegten Struktur ist nicht nur die Kapitalquote maßgeblich. Zu prüfen sind auch Pooling, Vetorechte, Sonderrechte der Class C, Wandlungsrechte und die Frage, ob die Investorin faktisch beherrschenden Einfluss erhält.</w:t>
       </w:r>
@@ -80,25 +123,33 @@
     <w:p>
       <w:pPr>
         <w:pStyle w:val="Heading2"/>
+        <w:spacing w:line="259" w:lineRule="auto" w:after="60"/>
       </w:pPr>
       <w:r>
         <w:t>Vorläufige Risikoeinschätzung</w:t>
       </w:r>
     </w:p>
     <w:p>
+      <w:pPr>
+        <w:spacing w:line="259" w:lineRule="auto" w:after="60"/>
+      </w:pPr>
       <w:r>
         <w:t>Die Bank sieht keinen Ablehnungsgrund, solange die Registerlage und die Transparenzregistermeldung innerhalb von zwei Wochen nach Closing aktualisiert werden. Bei anhängiger Anfechtungsklage benötigen wir zusätzlich eine kurze Einschätzung der anwaltlichen Vertretung zum Vollzugsrisiko.</w:t>
       </w:r>
     </w:p>
     <w:p>
+      <w:pPr>
+        <w:spacing w:line="259" w:lineRule="auto" w:after="60"/>
+      </w:pPr>
       <w:r>
         <w:t>Mit freundlichen Grüßen Laura Benning, Firmenkundenbetreuung Technologieunternehmen.</w:t>
       </w:r>
     </w:p>
     <w:sectPr>
       <w:footerReference w:type="default" r:id="rId9"/>
+      <w:headerReference w:type="default" r:id="rId10"/>
       <w:pgSz w:w="12240" w:h="15840"/>
-      <w:pgMar w:top="1134" w:right="1247" w:bottom="1020" w:left="1247" w:header="720" w:footer="720" w:gutter="0"/>
+      <w:pgMar w:top="1191" w:right="1247" w:bottom="1134" w:left="1361" w:header="720" w:footer="720" w:gutter="0"/>
       <w:cols w:space="720"/>
       <w:docGrid w:linePitch="360"/>
     </w:sectPr>
@@ -123,6 +174,28 @@
     </w:r>
   </w:p>
 </w:ftr>
+</file>
+
+<file path=word/header1.xml><?xml version="1.0" encoding="utf-8"?>
+<w:hdr xmlns:m="http://schemas.openxmlformats.org/officeDocument/2006/math" xmlns:mc="http://schemas.openxmlformats.org/markup-compatibility/2006" xmlns:mo="http://schemas.microsoft.com/office/mac/office/2008/main" xmlns:mv="urn:schemas-microsoft-com:mac:vml" xmlns:o="urn:schemas-microsoft-com:office:office" xmlns:r="http://schemas.openxmlformats.org/officeDocument/2006/relationships" xmlns:v="urn:schemas-microsoft-com:vml" xmlns:w10="urn:schemas-microsoft-com:office:word" xmlns:w14="http://schemas.microsoft.com/office/word/2010/wordml" xmlns:w="http://schemas.openxmlformats.org/wordprocessingml/2006/main" xmlns:wne="http://schemas.microsoft.com/office/word/2006/wordml" xmlns:wp14="http://schemas.microsoft.com/office/word/2010/wordprocessingDrawing" xmlns:wp="http://schemas.openxmlformats.org/drawingml/2006/wordprocessingDrawing" xmlns:wpc="http://schemas.microsoft.com/office/word/2010/wordprocessingCanvas" xmlns:wpg="http://schemas.microsoft.com/office/word/2010/wordprocessingGroup" xmlns:wpi="http://schemas.microsoft.com/office/word/2010/wordprocessingInk" xmlns:wps="http://schemas.microsoft.com/office/word/2010/wordprocessingShape" mc:Ignorable="w14 wp14">
+  <w:p>
+    <w:pPr>
+      <w:pStyle w:val="Header"/>
+      <w:jc w:val="left"/>
+    </w:pPr>
+    <w:r/>
+    <w:r>
+      <w:rPr>
+        <w:rFonts w:ascii="Times New Roman" w:hAnsi="Times New Roman"/>
+        <w:b w:val="0"/>
+        <w:i w:val="0"/>
+        <w:color w:val="666666"/>
+        <w:sz w:val="17"/>
+      </w:rPr>
+      <w:t>Hagemann &amp; Westarp Rechtsanwälte | Gesellschaftsrechtliche Arbeitsakte | Bearbeitungsstand Juli 2026</w:t>
+    </w:r>
+  </w:p>
+</w:hdr>
 </file>
 
 <file path=word/numbering.xml><?xml version="1.0" encoding="utf-8"?>
@@ -492,8 +565,8 @@
       <w:spacing w:after="100" w:line="259" w:lineRule="auto"/>
     </w:pPr>
     <w:rPr>
-      <w:rFonts w:ascii="Arial" w:hAnsi="Arial" w:eastAsia="Arial"/>
-      <w:sz w:val="21"/>
+      <w:rFonts w:ascii="Times New Roman" w:hAnsi="Times New Roman" w:eastAsia="Arial"/>
+      <w:sz w:val="22"/>
     </w:rPr>
   </w:style>
   <w:style w:type="paragraph" w:styleId="Header">
@@ -555,11 +628,11 @@
       <w:outlineLvl w:val="0"/>
     </w:pPr>
     <w:rPr>
-      <w:rFonts w:asciiTheme="majorHAnsi" w:eastAsiaTheme="majorEastAsia" w:hAnsiTheme="majorHAnsi" w:cstheme="majorBidi" w:ascii="Arial" w:hAnsi="Arial" w:eastAsia="Arial"/>
+      <w:rFonts w:asciiTheme="majorHAnsi" w:eastAsiaTheme="majorEastAsia" w:hAnsiTheme="majorHAnsi" w:cstheme="majorBidi" w:ascii="Times New Roman" w:hAnsi="Times New Roman" w:eastAsia="Arial"/>
       <w:b/>
       <w:bCs/>
       <w:color w:val="1F3C54"/>
-      <w:sz w:val="30"/>
+      <w:sz w:val="28"/>
       <w:szCs w:val="28"/>
     </w:rPr>
   </w:style>
@@ -579,7 +652,7 @@
       <w:outlineLvl w:val="1"/>
     </w:pPr>
     <w:rPr>
-      <w:rFonts w:asciiTheme="majorHAnsi" w:eastAsiaTheme="majorEastAsia" w:hAnsiTheme="majorHAnsi" w:cstheme="majorBidi" w:ascii="Arial" w:hAnsi="Arial" w:eastAsia="Arial"/>
+      <w:rFonts w:asciiTheme="majorHAnsi" w:eastAsiaTheme="majorEastAsia" w:hAnsiTheme="majorHAnsi" w:cstheme="majorBidi" w:ascii="Times New Roman" w:hAnsi="Times New Roman" w:eastAsia="Arial"/>
       <w:b/>
       <w:bCs/>
       <w:color w:val="1F3C54"/>
@@ -844,11 +917,12 @@
       <w:contextualSpacing/>
     </w:pPr>
     <w:rPr>
-      <w:rFonts w:asciiTheme="majorHAnsi" w:eastAsiaTheme="majorEastAsia" w:hAnsiTheme="majorHAnsi" w:cstheme="majorBidi"/>
+      <w:rFonts w:asciiTheme="majorHAnsi" w:eastAsiaTheme="majorEastAsia" w:hAnsiTheme="majorHAnsi" w:cstheme="majorBidi" w:ascii="Times New Roman" w:hAnsi="Times New Roman"/>
+      <w:b/>
       <w:color w:val="17365D" w:themeColor="text2" w:themeShade="BF"/>
       <w:spacing w:val="5"/>
       <w:kern w:val="28"/>
-      <w:sz w:val="52"/>
+      <w:sz w:val="30"/>
       <w:szCs w:val="52"/>
     </w:rPr>
   </w:style>
